--- a/docs/casos-de-uso-v2/CU-03 Consultar Estado de Casos.docx
+++ b/docs/casos-de-uso-v2/CU-03 Consultar Estado de Casos.docx
@@ -60,7 +60,7 @@
           <w:sz w:val="22"/>
           <w:szCs w:val="22"/>
         </w:rPr>
-        <w:t xml:space="preserve">Versión 2.0</w:t>
+        <w:t xml:space="preserve">Versión 2.1</w:t>
       </w:r>
     </w:p>
     <w:p>
@@ -74,7 +74,7 @@
           <w:sz w:val="22"/>
           <w:szCs w:val="22"/>
         </w:rPr>
-        <w:t xml:space="preserve">Elaborado por Heydi Herrera, Daniel Lima   05/10/2026</w:t>
+        <w:t xml:space="preserve">Elaborado por Heydi Herrera, Daniel Lima   10/10/2026</w:t>
       </w:r>
     </w:p>
     <w:p>
@@ -473,6 +473,124 @@
           </w:p>
         </w:tc>
       </w:tr>
+      <w:tr>
+        <w:tc>
+          <w:tcPr>
+            <w:tcW w:type="dxa" w:w="2300"/>
+            <w:tcBorders>
+              <w:top w:val="single" w:color="999999" w:sz="4"/>
+              <w:left w:val="single" w:color="999999" w:sz="4"/>
+              <w:bottom w:val="single" w:color="999999" w:sz="4"/>
+              <w:right w:val="single" w:color="999999" w:sz="4"/>
+            </w:tcBorders>
+            <w:tcMar>
+              <w:top w:type="dxa" w:w="60"/>
+              <w:left w:type="dxa" w:w="100"/>
+              <w:bottom w:type="dxa" w:w="60"/>
+              <w:right w:type="dxa" w:w="100"/>
+            </w:tcMar>
+          </w:tcPr>
+          <w:p>
+            <w:r>
+              <w:rPr>
+                <w:rFonts w:ascii="Calibri" w:cs="Calibri" w:eastAsia="Calibri" w:hAnsi="Calibri"/>
+                <w:b w:val="false"/>
+                <w:bCs w:val="false"/>
+                <w:sz w:val="20"/>
+                <w:szCs w:val="20"/>
+              </w:rPr>
+              <w:t xml:space="preserve">Heydi Herrera, Daniel Lima</w:t>
+            </w:r>
+          </w:p>
+        </w:tc>
+        <w:tc>
+          <w:tcPr>
+            <w:tcW w:type="dxa" w:w="1400"/>
+            <w:tcBorders>
+              <w:top w:val="single" w:color="999999" w:sz="4"/>
+              <w:left w:val="single" w:color="999999" w:sz="4"/>
+              <w:bottom w:val="single" w:color="999999" w:sz="4"/>
+              <w:right w:val="single" w:color="999999" w:sz="4"/>
+            </w:tcBorders>
+            <w:tcMar>
+              <w:top w:type="dxa" w:w="60"/>
+              <w:left w:type="dxa" w:w="100"/>
+              <w:bottom w:type="dxa" w:w="60"/>
+              <w:right w:type="dxa" w:w="100"/>
+            </w:tcMar>
+          </w:tcPr>
+          <w:p>
+            <w:r>
+              <w:rPr>
+                <w:rFonts w:ascii="Calibri" w:cs="Calibri" w:eastAsia="Calibri" w:hAnsi="Calibri"/>
+                <w:b w:val="false"/>
+                <w:bCs w:val="false"/>
+                <w:sz w:val="20"/>
+                <w:szCs w:val="20"/>
+              </w:rPr>
+              <w:t xml:space="preserve">10/10/2026</w:t>
+            </w:r>
+          </w:p>
+        </w:tc>
+        <w:tc>
+          <w:tcPr>
+            <w:tcW w:type="dxa" w:w="4760"/>
+            <w:tcBorders>
+              <w:top w:val="single" w:color="999999" w:sz="4"/>
+              <w:left w:val="single" w:color="999999" w:sz="4"/>
+              <w:bottom w:val="single" w:color="999999" w:sz="4"/>
+              <w:right w:val="single" w:color="999999" w:sz="4"/>
+            </w:tcBorders>
+            <w:tcMar>
+              <w:top w:type="dxa" w:w="60"/>
+              <w:left w:type="dxa" w:w="100"/>
+              <w:bottom w:type="dxa" w:w="60"/>
+              <w:right w:type="dxa" w:w="100"/>
+            </w:tcMar>
+          </w:tcPr>
+          <w:p>
+            <w:r>
+              <w:rPr>
+                <w:rFonts w:ascii="Calibri" w:cs="Calibri" w:eastAsia="Calibri" w:hAnsi="Calibri"/>
+                <w:b w:val="false"/>
+                <w:bCs w:val="false"/>
+                <w:sz w:val="20"/>
+                <w:szCs w:val="20"/>
+              </w:rPr>
+              <w:t xml:space="preserve">Redacción más fluida de los flujos, con los nombres reales de botones, apartados y mensajes de la interfaz; se agregan los flujos de reasignación y aprobación de respuestas</w:t>
+            </w:r>
+          </w:p>
+        </w:tc>
+        <w:tc>
+          <w:tcPr>
+            <w:tcW w:type="dxa" w:w="900"/>
+            <w:tcBorders>
+              <w:top w:val="single" w:color="999999" w:sz="4"/>
+              <w:left w:val="single" w:color="999999" w:sz="4"/>
+              <w:bottom w:val="single" w:color="999999" w:sz="4"/>
+              <w:right w:val="single" w:color="999999" w:sz="4"/>
+            </w:tcBorders>
+            <w:tcMar>
+              <w:top w:type="dxa" w:w="60"/>
+              <w:left w:type="dxa" w:w="100"/>
+              <w:bottom w:type="dxa" w:w="60"/>
+              <w:right w:type="dxa" w:w="100"/>
+            </w:tcMar>
+          </w:tcPr>
+          <w:p>
+            <w:r>
+              <w:rPr>
+                <w:rFonts w:ascii="Calibri" w:cs="Calibri" w:eastAsia="Calibri" w:hAnsi="Calibri"/>
+                <w:b w:val="false"/>
+                <w:bCs w:val="false"/>
+                <w:sz w:val="20"/>
+                <w:szCs w:val="20"/>
+              </w:rPr>
+              <w:t xml:space="preserve">2.1</w:t>
+            </w:r>
+          </w:p>
+        </w:tc>
+      </w:tr>
     </w:tbl>
     <w:p>
       <w:pPr>
@@ -514,7 +632,7 @@
           <w:sz w:val="22"/>
           <w:szCs w:val="22"/>
         </w:rPr>
-        <w:t xml:space="preserve">El presente caso de uso describe el proceso mediante el cual un usuario puede consultar el historial, detalle, respuestas y cambios de estado de todos los casos que ha registrado en el sistema. Es también el punto de partida para cancelar un caso (CU-04), evaluar la atención (CU-05) y solicitar la reapertura (CU-06).</w:t>
+        <w:t xml:space="preserve">Este caso de uso describe cómo el cliente revisa todos los casos que ha registrado: su estado actual, su detalle completo, las evidencias, las respuestas oficiales y el historial de cambios. Desde esta pantalla también se accede a cancelar un caso (CU-04), evaluarlo (CU-05) o solicitar su reapertura (CU-06).</w:t>
       </w:r>
     </w:p>
     <w:p>
@@ -544,7 +662,7 @@
           <w:sz w:val="22"/>
           <w:szCs w:val="22"/>
         </w:rPr>
-        <w:t xml:space="preserve">Permitir al usuario visualizar el historial, estado y detalle de los casos registrados en el Sistema de Quejas.</w:t>
+        <w:t xml:space="preserve">Permitir al cliente conocer en todo momento el estado y el avance de los casos que registró en el Sistema de Quejas.</w:t>
       </w:r>
     </w:p>
     <w:p>
@@ -649,7 +767,7 @@
           <w:sz w:val="22"/>
           <w:szCs w:val="22"/>
         </w:rPr>
-        <w:t xml:space="preserve">El usuario debe tener una cuenta registrada e iniciar sesión.</w:t>
+        <w:t xml:space="preserve">El cliente tiene una cuenta y la sesión iniciada (CU-00).</w:t>
       </w:r>
     </w:p>
     <w:p>
@@ -702,7 +820,7 @@
           <w:sz w:val="22"/>
           <w:szCs w:val="22"/>
         </w:rPr>
-        <w:t xml:space="preserve">El usuario ingresa a la sección “Mis casos”.</w:t>
+        <w:t xml:space="preserve">En el menú lateral izquierdo, el usuario selecciona “Mis casos”.</w:t>
       </w:r>
     </w:p>
     <w:p>
@@ -720,7 +838,7 @@
           <w:sz w:val="22"/>
           <w:szCs w:val="22"/>
         </w:rPr>
-        <w:t xml:space="preserve">El sistema consulta en la base de datos los casos asociados al usuario.</w:t>
+        <w:t xml:space="preserve">El sistema consulta en la base de datos los casos del usuario autenticado y los muestra del más reciente al más antiguo.</w:t>
       </w:r>
     </w:p>
     <w:p>
@@ -738,7 +856,7 @@
           <w:sz w:val="22"/>
           <w:szCs w:val="22"/>
         </w:rPr>
-        <w:t xml:space="preserve">El sistema muestra una tabla con la información de los casos (FA01):</w:t>
+        <w:t xml:space="preserve">El sistema muestra una tabla con una fila por caso y las siguientes columnas (FA01, FA02):</w:t>
       </w:r>
     </w:p>
     <w:tbl>
@@ -910,7 +1028,7 @@
                 <w:sz w:val="20"/>
                 <w:szCs w:val="20"/>
               </w:rPr>
-              <w:t xml:space="preserve">identificador del caso</w:t>
+              <w:t xml:space="preserve">No. Caso (identificador del caso)</w:t>
             </w:r>
           </w:p>
         </w:tc>
@@ -1351,7 +1469,7 @@
                 <w:sz w:val="20"/>
                 <w:szCs w:val="20"/>
               </w:rPr>
-              <w:t xml:space="preserve">8 caracteres</w:t>
+              <w:t xml:space="preserve">10 caracteres</w:t>
             </w:r>
           </w:p>
         </w:tc>
@@ -1382,7 +1500,7 @@
                 <w:sz w:val="20"/>
                 <w:szCs w:val="20"/>
               </w:rPr>
-              <w:t xml:space="preserve">estado actual</w:t>
+              <w:t xml:space="preserve">estado</w:t>
             </w:r>
           </w:p>
         </w:tc>
@@ -1470,6 +1588,124 @@
                 <w:szCs w:val="20"/>
               </w:rPr>
               <w:t xml:space="preserve">25 caracteres</w:t>
+            </w:r>
+          </w:p>
+        </w:tc>
+      </w:tr>
+      <w:tr>
+        <w:tc>
+          <w:tcPr>
+            <w:tcW w:type="dxa" w:w="2600"/>
+            <w:tcBorders>
+              <w:top w:val="single" w:color="999999" w:sz="4"/>
+              <w:left w:val="single" w:color="999999" w:sz="4"/>
+              <w:bottom w:val="single" w:color="999999" w:sz="4"/>
+              <w:right w:val="single" w:color="999999" w:sz="4"/>
+            </w:tcBorders>
+            <w:tcMar>
+              <w:top w:type="dxa" w:w="60"/>
+              <w:left w:type="dxa" w:w="100"/>
+              <w:bottom w:type="dxa" w:w="60"/>
+              <w:right w:type="dxa" w:w="100"/>
+            </w:tcMar>
+          </w:tcPr>
+          <w:p>
+            <w:r>
+              <w:rPr>
+                <w:rFonts w:ascii="Calibri" w:cs="Calibri" w:eastAsia="Calibri" w:hAnsi="Calibri"/>
+                <w:b w:val="false"/>
+                <w:bCs w:val="false"/>
+                <w:sz w:val="20"/>
+                <w:szCs w:val="20"/>
+              </w:rPr>
+              <w:t xml:space="preserve">acción</w:t>
+            </w:r>
+          </w:p>
+        </w:tc>
+        <w:tc>
+          <w:tcPr>
+            <w:tcW w:type="dxa" w:w="3000"/>
+            <w:tcBorders>
+              <w:top w:val="single" w:color="999999" w:sz="4"/>
+              <w:left w:val="single" w:color="999999" w:sz="4"/>
+              <w:bottom w:val="single" w:color="999999" w:sz="4"/>
+              <w:right w:val="single" w:color="999999" w:sz="4"/>
+            </w:tcBorders>
+            <w:tcMar>
+              <w:top w:type="dxa" w:w="60"/>
+              <w:left w:type="dxa" w:w="100"/>
+              <w:bottom w:type="dxa" w:w="60"/>
+              <w:right w:type="dxa" w:w="100"/>
+            </w:tcMar>
+          </w:tcPr>
+          <w:p>
+            <w:r>
+              <w:rPr>
+                <w:rFonts w:ascii="Calibri" w:cs="Calibri" w:eastAsia="Calibri" w:hAnsi="Calibri"/>
+                <w:b w:val="false"/>
+                <w:bCs w:val="false"/>
+                <w:sz w:val="20"/>
+                <w:szCs w:val="20"/>
+              </w:rPr>
+              <w:t xml:space="preserve">botones disponibles según el estado del caso: “Ver Detalle”, “Cancelar caso”, “Evaluar”, “Reabrir Caso”</w:t>
+            </w:r>
+          </w:p>
+        </w:tc>
+        <w:tc>
+          <w:tcPr>
+            <w:tcW w:type="dxa" w:w="1500"/>
+            <w:tcBorders>
+              <w:top w:val="single" w:color="999999" w:sz="4"/>
+              <w:left w:val="single" w:color="999999" w:sz="4"/>
+              <w:bottom w:val="single" w:color="999999" w:sz="4"/>
+              <w:right w:val="single" w:color="999999" w:sz="4"/>
+            </w:tcBorders>
+            <w:tcMar>
+              <w:top w:type="dxa" w:w="60"/>
+              <w:left w:type="dxa" w:w="100"/>
+              <w:bottom w:type="dxa" w:w="60"/>
+              <w:right w:type="dxa" w:w="100"/>
+            </w:tcMar>
+          </w:tcPr>
+          <w:p>
+            <w:r>
+              <w:rPr>
+                <w:rFonts w:ascii="Calibri" w:cs="Calibri" w:eastAsia="Calibri" w:hAnsi="Calibri"/>
+                <w:b w:val="false"/>
+                <w:bCs w:val="false"/>
+                <w:sz w:val="20"/>
+                <w:szCs w:val="20"/>
+              </w:rPr>
+              <w:t xml:space="preserve">—</w:t>
+            </w:r>
+          </w:p>
+        </w:tc>
+        <w:tc>
+          <w:tcPr>
+            <w:tcW w:type="dxa" w:w="2260"/>
+            <w:tcBorders>
+              <w:top w:val="single" w:color="999999" w:sz="4"/>
+              <w:left w:val="single" w:color="999999" w:sz="4"/>
+              <w:bottom w:val="single" w:color="999999" w:sz="4"/>
+              <w:right w:val="single" w:color="999999" w:sz="4"/>
+            </w:tcBorders>
+            <w:tcMar>
+              <w:top w:type="dxa" w:w="60"/>
+              <w:left w:type="dxa" w:w="100"/>
+              <w:bottom w:type="dxa" w:w="60"/>
+              <w:right w:type="dxa" w:w="100"/>
+            </w:tcMar>
+          </w:tcPr>
+          <w:p>
+            <w:r>
+              <w:rPr>
+                <w:rFonts w:ascii="Calibri" w:cs="Calibri" w:eastAsia="Calibri" w:hAnsi="Calibri"/>
+                <w:b w:val="false"/>
+                <w:bCs w:val="false"/>
+                <w:sz w:val="20"/>
+                <w:szCs w:val="20"/>
+              </w:rPr>
+              <w:t xml:space="preserve">—</w:t>
             </w:r>
           </w:p>
         </w:tc>
@@ -1503,7 +1739,7 @@
           <w:sz w:val="22"/>
           <w:szCs w:val="22"/>
         </w:rPr>
-        <w:t xml:space="preserve">El usuario selecciona uno de los casos del listado.</w:t>
+        <w:t xml:space="preserve">Sobre la tabla, el sistema ofrece filtros opcionales: “estado”, “tipo de caso”, “fecha desde” y “fecha hasta”, y el botón “Limpiar Filtros” para volver a ver todos los casos.</w:t>
       </w:r>
     </w:p>
     <w:p>
@@ -1521,7 +1757,7 @@
           <w:sz w:val="22"/>
           <w:szCs w:val="22"/>
         </w:rPr>
-        <w:t xml:space="preserve">El sistema muestra el detalle completo del caso, las evidencias, las respuestas y el historial de cambios de estado.</w:t>
+        <w:t xml:space="preserve">El usuario presiona “Ver Detalle” en la fila del caso que desea revisar.</w:t>
       </w:r>
     </w:p>
     <w:p>
@@ -1539,6 +1775,42 @@
           <w:sz w:val="22"/>
           <w:szCs w:val="22"/>
         </w:rPr>
+        <w:t xml:space="preserve">El sistema abre la ventana “Detalle del Caso: &lt;código&gt;”, con el tipo de caso, la sucursal, el motivo, la fecha de registro, la fecha de cierre (si ya está cerrado), el estado, el detalle del caso, las evidencias adjuntas, las respuestas oficiales, el historial de cambios de estado y, según corresponda, el motivo de cancelación, la evaluación del servicio y la solicitud de reapertura.</w:t>
+      </w:r>
+    </w:p>
+    <w:p>
+      <w:pPr>
+        <w:pStyle w:val="ListParagraph"/>
+        <w:numPr>
+          <w:ilvl w:val="0"/>
+          <w:numId w:val="3"/>
+        </w:numPr>
+        <w:spacing w:after="80"/>
+      </w:pPr>
+      <w:r>
+        <w:rPr>
+          <w:rFonts w:ascii="Calibri" w:cs="Calibri" w:eastAsia="Calibri" w:hAnsi="Calibri"/>
+          <w:sz w:val="22"/>
+          <w:szCs w:val="22"/>
+        </w:rPr>
+        <w:t xml:space="preserve">El usuario cierra la ventana con el botón “Cerrar” y regresa a la lista.</w:t>
+      </w:r>
+    </w:p>
+    <w:p>
+      <w:pPr>
+        <w:pStyle w:val="ListParagraph"/>
+        <w:numPr>
+          <w:ilvl w:val="0"/>
+          <w:numId w:val="3"/>
+        </w:numPr>
+        <w:spacing w:after="80"/>
+      </w:pPr>
+      <w:r>
+        <w:rPr>
+          <w:rFonts w:ascii="Calibri" w:cs="Calibri" w:eastAsia="Calibri" w:hAnsi="Calibri"/>
+          <w:sz w:val="22"/>
+          <w:szCs w:val="22"/>
+        </w:rPr>
         <w:t xml:space="preserve">Fin del flujo normal básico.</w:t>
       </w:r>
     </w:p>
@@ -1590,7 +1862,7 @@
           <w:sz w:val="22"/>
           <w:szCs w:val="22"/>
         </w:rPr>
-        <w:t xml:space="preserve">El sistema verifica que no existen registros vinculados al usuario.</w:t>
+        <w:t xml:space="preserve">El sistema verifica que no existen casos asociados al usuario.</w:t>
       </w:r>
     </w:p>
     <w:p>
@@ -1608,7 +1880,7 @@
           <w:sz w:val="22"/>
           <w:szCs w:val="22"/>
         </w:rPr>
-        <w:t xml:space="preserve">El sistema muestra el mensaje: “No cuenta con casos registrados en el sistema”.</w:t>
+        <w:t xml:space="preserve">El sistema muestra el mensaje: “No cuenta con casos registrados en el sistema” y el botón “Registrar un nuevo caso”.</w:t>
       </w:r>
     </w:p>
     <w:p>
@@ -1626,7 +1898,23 @@
           <w:sz w:val="22"/>
           <w:szCs w:val="22"/>
         </w:rPr>
-        <w:t xml:space="preserve">El sistema ofrece la opción de registrar un nuevo caso (CU-02).</w:t>
+        <w:t xml:space="preserve">Si el usuario presiona el botón, el sistema abre la pantalla “Nuevo caso” (CU-02).</w:t>
+      </w:r>
+    </w:p>
+    <w:p>
+      <w:pPr>
+        <w:keepNext/>
+        <w:spacing w:after="60" w:before="140"/>
+      </w:pPr>
+      <w:r>
+        <w:rPr>
+          <w:rFonts w:ascii="Calibri" w:cs="Calibri" w:eastAsia="Calibri" w:hAnsi="Calibri"/>
+          <w:b/>
+          <w:bCs/>
+          <w:sz w:val="22"/>
+          <w:szCs w:val="22"/>
+        </w:rPr>
+        <w:t xml:space="preserve">FA02 – Los filtros no encuentran casos:</w:t>
       </w:r>
     </w:p>
     <w:p>
@@ -1634,7 +1922,7 @@
         <w:pStyle w:val="ListParagraph"/>
         <w:numPr>
           <w:ilvl w:val="0"/>
-          <w:numId w:val="4"/>
+          <w:numId w:val="5"/>
         </w:numPr>
         <w:spacing w:after="80"/>
       </w:pPr>
@@ -1644,7 +1932,43 @@
           <w:sz w:val="22"/>
           <w:szCs w:val="22"/>
         </w:rPr>
-        <w:t xml:space="preserve">Fin del flujo alterno.</w:t>
+        <w:t xml:space="preserve">El usuario aplica filtros y ningún caso coincide.</w:t>
+      </w:r>
+    </w:p>
+    <w:p>
+      <w:pPr>
+        <w:pStyle w:val="ListParagraph"/>
+        <w:numPr>
+          <w:ilvl w:val="0"/>
+          <w:numId w:val="5"/>
+        </w:numPr>
+        <w:spacing w:after="80"/>
+      </w:pPr>
+      <w:r>
+        <w:rPr>
+          <w:rFonts w:ascii="Calibri" w:cs="Calibri" w:eastAsia="Calibri" w:hAnsi="Calibri"/>
+          <w:sz w:val="22"/>
+          <w:szCs w:val="22"/>
+        </w:rPr>
+        <w:t xml:space="preserve">El sistema muestra el mensaje: “No se encontraron casos con los criterios seleccionados.”</w:t>
+      </w:r>
+    </w:p>
+    <w:p>
+      <w:pPr>
+        <w:pStyle w:val="ListParagraph"/>
+        <w:numPr>
+          <w:ilvl w:val="0"/>
+          <w:numId w:val="5"/>
+        </w:numPr>
+        <w:spacing w:after="80"/>
+      </w:pPr>
+      <w:r>
+        <w:rPr>
+          <w:rFonts w:ascii="Calibri" w:cs="Calibri" w:eastAsia="Calibri" w:hAnsi="Calibri"/>
+          <w:sz w:val="22"/>
+          <w:szCs w:val="22"/>
+        </w:rPr>
+        <w:t xml:space="preserve">El usuario puede presionar “Limpiar Filtros” y retorna al paso 3 del Flujo Normal Básico.</w:t>
       </w:r>
     </w:p>
     <w:p>
@@ -1679,7 +2003,7 @@
           <w:sz w:val="22"/>
           <w:szCs w:val="22"/>
         </w:rPr>
-        <w:t xml:space="preserve">El usuario puede visualizar sus casos registrados.</w:t>
+        <w:t xml:space="preserve">El usuario visualiza sus casos y el estado en que se encuentran.</w:t>
       </w:r>
     </w:p>
     <w:p>
@@ -1697,7 +2021,7 @@
           <w:sz w:val="22"/>
           <w:szCs w:val="22"/>
         </w:rPr>
-        <w:t xml:space="preserve">El usuario conoce el estado y seguimiento de sus requerimientos.</w:t>
+        <w:t xml:space="preserve">El usuario conoce el detalle, las respuestas y el historial de cada requerimiento.</w:t>
       </w:r>
     </w:p>
     <w:p>
@@ -1732,7 +2056,7 @@
           <w:sz w:val="22"/>
           <w:szCs w:val="22"/>
         </w:rPr>
-        <w:t xml:space="preserve">El sistema debe mostrar únicamente los casos pertenecientes al usuario autenticado.</w:t>
+        <w:t xml:space="preserve">El sistema debe mostrar únicamente los casos del usuario autenticado.</w:t>
       </w:r>
     </w:p>
     <w:p>
@@ -1750,7 +2074,7 @@
           <w:sz w:val="22"/>
           <w:szCs w:val="22"/>
         </w:rPr>
-        <w:t xml:space="preserve">El listado debe cargar en un tiempo no mayor a 3 segundos (hasta 500 casos por usuario).</w:t>
+        <w:t xml:space="preserve">El listado debe cargar en menos de 3 segundos (hasta 500 casos por usuario).</w:t>
       </w:r>
     </w:p>
     <w:p>
@@ -2381,6 +2705,18 @@
     </w:lvl>
   </w:abstractNum>
   <w:abstractNum w:abstractNumId="4" w15:restartNumberingAfterBreak="0">
+    <w:multiLevelType w:val="hybridMultilevel"/>
+    <w:lvl w:ilvl="0" w:tentative="1">
+      <w:start w:val="1"/>
+      <w:numFmt w:val="decimal"/>
+      <w:lvlText w:val="%1."/>
+      <w:lvlJc w:val="left"/>
+      <w:pPr>
+        <w:ind w:left="540" w:hanging="360"/>
+      </w:pPr>
+    </w:lvl>
+  </w:abstractNum>
+  <w:abstractNum w:abstractNumId="5" w15:restartNumberingAfterBreak="0">
     <w:multiLevelType w:val="hybridMultilevel"/>
     <w:lvl w:ilvl="0" w:tentative="1">
       <w:start w:val="1"/>
@@ -2412,6 +2748,12 @@
   </w:num>
   <w:num w:numId="4">
     <w:abstractNumId w:val="4"/>
+    <w:lvlOverride w:ilvl="0">
+      <w:startOverride w:val="1"/>
+    </w:lvlOverride>
+  </w:num>
+  <w:num w:numId="5">
+    <w:abstractNumId w:val="5"/>
     <w:lvlOverride w:ilvl="0">
       <w:startOverride w:val="1"/>
     </w:lvlOverride>

--- a/docs/casos-de-uso-v2/CU-03 Consultar Estado de Casos.docx
+++ b/docs/casos-de-uso-v2/CU-03 Consultar Estado de Casos.docx
@@ -856,7 +856,7 @@
           <w:sz w:val="22"/>
           <w:szCs w:val="22"/>
         </w:rPr>
-        <w:t xml:space="preserve">El sistema muestra una tabla con una fila por caso y las siguientes columnas (FA01, FA02):</w:t>
+        <w:t xml:space="preserve">El sistema muestra una tabla con una fila por caso y las siguientes columnas (FA01, FA02). El número de caso es secuencial por cliente: el primer caso que registró es el 1, el segundo el 2, y así sucesivamente:</w:t>
       </w:r>
     </w:p>
     <w:tbl>
@@ -1028,7 +1028,7 @@
                 <w:sz w:val="20"/>
                 <w:szCs w:val="20"/>
               </w:rPr>
-              <w:t xml:space="preserve">No. Caso (identificador del caso)</w:t>
+              <w:t xml:space="preserve">No. Caso (número secuencial del caso entre los casos del cliente: 1, 2, 3…)</w:t>
             </w:r>
           </w:p>
         </w:tc>
@@ -1057,7 +1057,7 @@
                 <w:sz w:val="20"/>
                 <w:szCs w:val="20"/>
               </w:rPr>
-              <w:t xml:space="preserve">alfanumérico</w:t>
+              <w:t xml:space="preserve">numérico</w:t>
             </w:r>
           </w:p>
         </w:tc>
@@ -1115,7 +1115,7 @@
                 <w:sz w:val="20"/>
                 <w:szCs w:val="20"/>
               </w:rPr>
-              <w:t xml:space="preserve">20 caracteres</w:t>
+              <w:t xml:space="preserve">10 caracteres</w:t>
             </w:r>
           </w:p>
         </w:tc>
@@ -1775,7 +1775,7 @@
           <w:sz w:val="22"/>
           <w:szCs w:val="22"/>
         </w:rPr>
-        <w:t xml:space="preserve">El sistema abre la ventana “Detalle del Caso: &lt;código&gt;”, con el tipo de caso, la sucursal, el motivo, la fecha de registro, la fecha de cierre (si ya está cerrado), el estado, el detalle del caso, las evidencias adjuntas, las respuestas oficiales, el historial de cambios de estado y, según corresponda, el motivo de cancelación, la evaluación del servicio y la solicitud de reapertura.</w:t>
+        <w:t xml:space="preserve">El sistema abre la ventana “Detalle del Caso: &lt;número&gt;”, con el código completo del caso (por ejemplo, “SUG-INS-15”, para futuras consultas con el restaurante), el tipo de caso, la sucursal, el motivo, la fecha de registro, la fecha de cierre (si ya está cerrado), el estado, el detalle del caso, las evidencias adjuntas, las respuestas oficiales, el historial de cambios de estado y, según corresponda, el motivo de cancelación, la evaluación del servicio y la solicitud de reapertura.</w:t>
       </w:r>
     </w:p>
     <w:p>
